--- a/Files/05 - Devarim/07 - Ki Savo/5785/Ki Savo 5785.docx
+++ b/Files/05 - Devarim/07 - Ki Savo/5785/Ki Savo 5785.docx
@@ -1587,7 +1587,7 @@
         <w:rPr>
           <w:rFonts w:ascii="Times New Roman" w:hAnsi="Times New Roman" w:cs="Times New Roman"/>
         </w:rPr>
-        <w:t>, one of the</w:t>
+        <w:t xml:space="preserve">, one of the </w:t>
       </w:r>
       <w:r>
         <w:rPr>
@@ -1942,7 +1942,7 @@
         <w:rPr>
           <w:rFonts w:ascii="Times New Roman" w:hAnsi="Times New Roman" w:cs="Times New Roman"/>
         </w:rPr>
-        <w:t xml:space="preserve"> means</w:t>
+        <w:t xml:space="preserve"> means </w:t>
       </w:r>
       <w:r>
         <w:rPr>

--- a/Files/05 - Devarim/07 - Ki Savo/5785/Ki Savo 5785.docx
+++ b/Files/05 - Devarim/07 - Ki Savo/5785/Ki Savo 5785.docx
@@ -1587,7 +1587,7 @@
         <w:rPr>
           <w:rFonts w:ascii="Times New Roman" w:hAnsi="Times New Roman" w:cs="Times New Roman"/>
         </w:rPr>
-        <w:t xml:space="preserve">, one of the </w:t>
+        <w:t>, one of the</w:t>
       </w:r>
       <w:r>
         <w:rPr>
@@ -1881,7 +1881,19 @@
         <w:rPr>
           <w:rFonts w:ascii="Times New Roman" w:hAnsi="Times New Roman" w:cs="Times New Roman"/>
         </w:rPr>
-        <w:t xml:space="preserve">He said </w:t>
+        <w:t>He said</w:t>
+      </w:r>
+      <w:r>
+        <w:rPr>
+          <w:rFonts w:ascii="Times New Roman" w:hAnsi="Times New Roman" w:cs="Times New Roman"/>
+        </w:rPr>
+        <w:t>,</w:t>
+      </w:r>
+      <w:r>
+        <w:rPr>
+          <w:rFonts w:ascii="Times New Roman" w:hAnsi="Times New Roman" w:cs="Times New Roman"/>
+        </w:rPr>
+        <w:t xml:space="preserve"> </w:t>
       </w:r>
       <w:r>
         <w:rPr>
@@ -1942,7 +1954,7 @@
         <w:rPr>
           <w:rFonts w:ascii="Times New Roman" w:hAnsi="Times New Roman" w:cs="Times New Roman"/>
         </w:rPr>
-        <w:t xml:space="preserve"> means </w:t>
+        <w:t xml:space="preserve"> means</w:t>
       </w:r>
       <w:r>
         <w:rPr>

--- a/Files/05 - Devarim/07 - Ki Savo/5785/Ki Savo 5785.docx
+++ b/Files/05 - Devarim/07 - Ki Savo/5785/Ki Savo 5785.docx
@@ -1587,7 +1587,7 @@
         <w:rPr>
           <w:rFonts w:ascii="Times New Roman" w:hAnsi="Times New Roman" w:cs="Times New Roman"/>
         </w:rPr>
-        <w:t>, one of the</w:t>
+        <w:t xml:space="preserve">, one of the </w:t>
       </w:r>
       <w:r>
         <w:rPr>
@@ -1954,7 +1954,7 @@
         <w:rPr>
           <w:rFonts w:ascii="Times New Roman" w:hAnsi="Times New Roman" w:cs="Times New Roman"/>
         </w:rPr>
-        <w:t xml:space="preserve"> means</w:t>
+        <w:t xml:space="preserve"> means </w:t>
       </w:r>
       <w:r>
         <w:rPr>
